--- a/resources/templates/KETERANGAN TIDAK MAMPU.docx
+++ b/resources/templates/KETERANGAN TIDAK MAMPU.docx
@@ -14,11 +14,9 @@
       </w:pPr>
       <w:r>
         <w:rPr>
-          <w:rFonts w:ascii="Arial" w:hAnsi="Arial" w:cs="Arial"/>
           <w:noProof/>
-          <w:szCs w:val="22"/>
-        </w:rPr>
-        <w:pict w14:anchorId="54A045E5">
+        </w:rPr>
+        <w:pict w14:anchorId="2765B5A2">
           <v:shapetype id="_x0000_t75" coordsize="21600,21600" o:spt="75" o:preferrelative="t" path="m@4@5l@4@11@9@11@9@5xe" filled="f" stroked="f">
             <v:stroke joinstyle="miter"/>
             <v:formulas>
@@ -38,7 +36,7 @@
             <v:path o:extrusionok="f" gradientshapeok="t" o:connecttype="rect"/>
             <o:lock v:ext="edit" aspectratio="t"/>
           </v:shapetype>
-          <v:shape id="_x0000_s1034" type="#_x0000_t75" style="position:absolute;left:0;text-align:left;margin-left:-22.1pt;margin-top:-3.45pt;width:56.3pt;height:62.6pt;z-index:2">
+          <v:shape id="Picture 1" o:spid="_x0000_s1035" type="#_x0000_t75" alt="Logo Kabupaten Malang" style="position:absolute;left:0;text-align:left;margin-left:-26.6pt;margin-top:-8.45pt;width:60.8pt;height:67.6pt;z-index:1;visibility:visible;mso-wrap-style:square;mso-width-percent:0;mso-height-percent:0;mso-wrap-distance-left:9pt;mso-wrap-distance-top:0;mso-wrap-distance-right:9pt;mso-wrap-distance-bottom:0;mso-position-horizontal-relative:text;mso-position-vertical-relative:text;mso-width-percent:0;mso-height-percent:0;mso-width-relative:page;mso-height-relative:page">
             <v:imagedata r:id="rId6" o:title="Logo Kabupaten Malang"/>
           </v:shape>
         </w:pict>
@@ -135,7 +133,7 @@
           <w:noProof/>
         </w:rPr>
         <w:pict w14:anchorId="23A635BD">
-          <v:line id="_x0000_s1033" style="position:absolute;left:0;text-align:left;z-index:1" from="-18.35pt,6.9pt" to="472.5pt,6.9pt" strokeweight="4.5pt">
+          <v:line id="_x0000_s1033" style="position:absolute;left:0;text-align:left;z-index:2" from="-18.35pt,6.9pt" to="472.5pt,6.9pt" strokeweight="4.5pt">
             <v:stroke linestyle="thickThin"/>
           </v:line>
         </w:pict>
